--- a/lessons/5-4/downloads/reveal/teacher/5.4-exit-tickets.docx
+++ b/lessons/5-4/downloads/reveal/teacher/5.4-exit-tickets.docx
@@ -4,6 +4,7 @@
   <w:body>
     <w:p>
       <w:pPr>
+        <w:pStyle w:val="Heading1"/>
         <w:tabs>
           <w:tab w:val="left" w:pos="5200"/>
           <w:tab w:val="right" w:leader="underscore" w:pos="9504"/>
@@ -34,7 +35,7 @@
         <w:rPr>
           <w:rFonts w:ascii="Avenir Next" w:hAnsi="Avenir Next" w:cs="Avenir Next" w:eastAsia="Avenir Next"/>
           <w:color w:val="1A1A1A"/>
-          <w:sz w:val="18"/>
+          <w:sz w:val="22"/>
           <w:szCs w:val="18"/>
         </w:rPr>
         <w:t xml:space="preserve">Name</w:t>
@@ -119,7 +120,7 @@
                 <w:rFonts w:ascii="Avenir Next" w:hAnsi="Avenir Next" w:cs="Avenir Next" w:eastAsia="Avenir Next"/>
                 <w:b/>
                 <w:color w:val="1A1A1A"/>
-                <w:sz w:val="20"/>
+                <w:sz w:val="22"/>
                 <w:szCs w:val="20"/>
               </w:rPr>
               <w:t xml:space="preserve">1.</w:t>
@@ -137,7 +138,7 @@
               <w:rPr>
                 <w:rFonts w:ascii="Avenir Next" w:hAnsi="Avenir Next" w:cs="Avenir Next" w:eastAsia="Avenir Next"/>
                 <w:color w:val="1A1A1A"/>
-                <w:sz w:val="20"/>
+                <w:sz w:val="22"/>
                 <w:szCs w:val="20"/>
               </w:rPr>
               <w:t xml:space="preserve">Answer each question.</w:t>
@@ -192,25 +193,25 @@
                       <w:rFonts w:ascii="Avenir Next" w:hAnsi="Avenir Next" w:cs="Avenir Next" w:eastAsia="Avenir Next"/>
                       <w:b/>
                       <w:color w:val="003A70"/>
+                      <w:sz w:val="22"/>
+                      <w:szCs w:val="20"/>
+                    </w:rPr>
+                    <w:t xml:space="preserve">a.</w:t>
+                  </w:r>
+                  <w:r>
+                    <w:rPr>
+                      <w:rFonts w:ascii="Avenir Next" w:hAnsi="Avenir Next" w:cs="Avenir Next" w:eastAsia="Avenir Next"/>
+                      <w:color w:val="1A1A1A"/>
                       <w:sz w:val="20"/>
                       <w:szCs w:val="20"/>
                     </w:rPr>
-                    <w:t xml:space="preserve">a.</w:t>
-                  </w:r>
-                  <w:r>
-                    <w:rPr>
-                      <w:rFonts w:ascii="Avenir Next" w:hAnsi="Avenir Next" w:cs="Avenir Next" w:eastAsia="Avenir Next"/>
-                      <w:color w:val="1A1A1A"/>
-                      <w:sz w:val="20"/>
-                      <w:szCs w:val="20"/>
-                    </w:rPr>
                     <w:tab/>
                   </w:r>
                   <w:r>
                     <w:rPr>
                       <w:rFonts w:ascii="Avenir Next" w:hAnsi="Avenir Next" w:cs="Avenir Next" w:eastAsia="Avenir Next"/>
                       <w:color w:val="1A1A1A"/>
-                      <w:sz w:val="20"/>
+                      <w:sz w:val="22"/>
                       <w:szCs w:val="20"/>
                     </w:rPr>
                     <w:t xml:space="preserve">center triangles in a regular pentagon:</w:t>
@@ -254,10 +255,28 @@
                       <w:rFonts w:ascii="Avenir Next" w:hAnsi="Avenir Next" w:cs="Avenir Next" w:eastAsia="Avenir Next"/>
                       <w:b/>
                       <w:color w:val="003A70"/>
+                      <w:sz w:val="22"/>
+                      <w:szCs w:val="20"/>
+                    </w:rPr>
+                    <w:t xml:space="preserve">b.</w:t>
+                  </w:r>
+                  <w:r>
+                    <w:rPr>
+                      <w:rFonts w:ascii="Avenir Next" w:hAnsi="Avenir Next" w:cs="Avenir Next" w:eastAsia="Avenir Next"/>
+                      <w:color w:val="1A1A1A"/>
                       <w:sz w:val="20"/>
                       <w:szCs w:val="20"/>
                     </w:rPr>
-                    <w:t xml:space="preserve">b.</w:t>
+                    <w:tab/>
+                  </w:r>
+                  <w:r>
+                    <w:rPr>
+                      <w:rFonts w:ascii="Avenir Next" w:hAnsi="Avenir Next" w:cs="Avenir Next" w:eastAsia="Avenir Next"/>
+                      <w:color w:val="1A1A1A"/>
+                      <w:sz w:val="22"/>
+                      <w:szCs w:val="20"/>
+                    </w:rPr>
+                    <w:t xml:space="preserve">one triangle with side 8 ft, apothem 5 ft:</w:t>
                   </w:r>
                   <w:r>
                     <w:rPr>
@@ -266,7 +285,7 @@
                       <w:sz w:val="20"/>
                       <w:szCs w:val="20"/>
                     </w:rPr>
-                    <w:tab/>
+                    <w:t xml:space="preserve">  </w:t>
                   </w:r>
                   <w:r>
                     <w:rPr>
@@ -274,24 +293,6 @@
                       <w:color w:val="1A1A1A"/>
                       <w:sz w:val="20"/>
                       <w:szCs w:val="20"/>
-                    </w:rPr>
-                    <w:t xml:space="preserve">one triangle with side 8 ft, apothem 5 ft:</w:t>
-                  </w:r>
-                  <w:r>
-                    <w:rPr>
-                      <w:rFonts w:ascii="Avenir Next" w:hAnsi="Avenir Next" w:cs="Avenir Next" w:eastAsia="Avenir Next"/>
-                      <w:color w:val="1A1A1A"/>
-                      <w:sz w:val="20"/>
-                      <w:szCs w:val="20"/>
-                    </w:rPr>
-                    <w:t xml:space="preserve">  </w:t>
-                  </w:r>
-                  <w:r>
-                    <w:rPr>
-                      <w:rFonts w:ascii="Avenir Next" w:hAnsi="Avenir Next" w:cs="Avenir Next" w:eastAsia="Avenir Next"/>
-                      <w:color w:val="1A1A1A"/>
-                      <w:sz w:val="20"/>
-                      <w:szCs w:val="20"/>
                       <w:u w:val="single"/>
                     </w:rPr>
                     <w:t xml:space="preserve">              </w:t>
@@ -300,7 +301,7 @@
                     <w:rPr>
                       <w:rFonts w:ascii="Avenir Next" w:hAnsi="Avenir Next" w:cs="Avenir Next" w:eastAsia="Avenir Next"/>
                       <w:color w:val="1A1A1A"/>
-                      <w:sz w:val="20"/>
+                      <w:sz w:val="22"/>
                       <w:szCs w:val="20"/>
                     </w:rPr>
                     <w:t xml:space="preserve"> ft²</w:t>
@@ -408,25 +409,25 @@
                       <w:rFonts w:ascii="Avenir Next" w:hAnsi="Avenir Next" w:cs="Avenir Next" w:eastAsia="Avenir Next"/>
                       <w:b/>
                       <w:color w:val="1A1A1A"/>
+                      <w:sz w:val="22"/>
+                      <w:szCs w:val="20"/>
+                    </w:rPr>
+                    <w:t xml:space="preserve">2.</w:t>
+                  </w:r>
+                  <w:r>
+                    <w:rPr>
+                      <w:rFonts w:ascii="Avenir Next" w:hAnsi="Avenir Next" w:cs="Avenir Next" w:eastAsia="Avenir Next"/>
+                      <w:color w:val="1A1A1A"/>
                       <w:sz w:val="20"/>
                       <w:szCs w:val="20"/>
                     </w:rPr>
-                    <w:t xml:space="preserve">2.</w:t>
-                  </w:r>
-                  <w:r>
-                    <w:rPr>
-                      <w:rFonts w:ascii="Avenir Next" w:hAnsi="Avenir Next" w:cs="Avenir Next" w:eastAsia="Avenir Next"/>
-                      <w:color w:val="1A1A1A"/>
-                      <w:sz w:val="20"/>
-                      <w:szCs w:val="20"/>
-                    </w:rPr>
                     <w:tab/>
                   </w:r>
                   <w:r>
                     <w:rPr>
                       <w:rFonts w:ascii="Avenir Next" w:hAnsi="Avenir Next" w:cs="Avenir Next" w:eastAsia="Avenir Next"/>
                       <w:color w:val="1A1A1A"/>
-                      <w:sz w:val="20"/>
+                      <w:sz w:val="22"/>
                       <w:szCs w:val="20"/>
                     </w:rPr>
                     <w:t xml:space="preserve">Find the area of the regular hexagon.</w:t>
@@ -503,25 +504,25 @@
                       <w:rFonts w:ascii="Avenir Next" w:hAnsi="Avenir Next" w:cs="Avenir Next" w:eastAsia="Avenir Next"/>
                       <w:b/>
                       <w:color w:val="1A1A1A"/>
+                      <w:sz w:val="22"/>
+                      <w:szCs w:val="18"/>
+                    </w:rPr>
+                    <w:t xml:space="preserve">Answer</w:t>
+                  </w:r>
+                  <w:r>
+                    <w:rPr>
+                      <w:rFonts w:ascii="Avenir Next" w:hAnsi="Avenir Next" w:cs="Avenir Next" w:eastAsia="Avenir Next"/>
+                      <w:color w:val="1A1A1A"/>
                       <w:sz w:val="18"/>
                       <w:szCs w:val="18"/>
                     </w:rPr>
-                    <w:t xml:space="preserve">Answer</w:t>
-                  </w:r>
-                  <w:r>
-                    <w:rPr>
-                      <w:rFonts w:ascii="Avenir Next" w:hAnsi="Avenir Next" w:cs="Avenir Next" w:eastAsia="Avenir Next"/>
-                      <w:color w:val="1A1A1A"/>
-                      <w:sz w:val="18"/>
-                      <w:szCs w:val="18"/>
-                    </w:rPr>
                     <w:tab/>
                   </w:r>
                   <w:r>
                     <w:rPr>
                       <w:rFonts w:ascii="Avenir Next" w:hAnsi="Avenir Next" w:cs="Avenir Next" w:eastAsia="Avenir Next"/>
                       <w:color w:val="1A1A1A"/>
-                      <w:sz w:val="18"/>
+                      <w:sz w:val="22"/>
                       <w:szCs w:val="18"/>
                     </w:rPr>
                     <w:t xml:space="preserve">  cm²</w:t>
@@ -542,7 +543,7 @@
                     <w:drawing>
                       <wp:inline distT="0" distB="0" distL="0" distR="0">
                         <wp:extent cx="1188719" cy="1129283"/>
-                        <wp:docPr id="1" name="Figure 1"/>
+                        <wp:docPr id="1" name="Figure 1" descr="Regular. Dims: side: 10 cm; apothem: 8.7 cm."/>
                         <a:graphic xmlns:a="http://schemas.openxmlformats.org/drawingml/2006/main">
                           <a:graphicData uri="http://schemas.openxmlformats.org/drawingml/2006/picture">
                             <pic:pic xmlns:pic="http://schemas.openxmlformats.org/drawingml/2006/picture">
@@ -640,7 +641,7 @@
                 <w:rFonts w:ascii="Avenir Next" w:hAnsi="Avenir Next" w:cs="Avenir Next" w:eastAsia="Avenir Next"/>
                 <w:b/>
                 <w:color w:val="1A1A1A"/>
-                <w:sz w:val="20"/>
+                <w:sz w:val="22"/>
                 <w:szCs w:val="20"/>
               </w:rPr>
               <w:t xml:space="preserve">3.</w:t>
@@ -658,7 +659,7 @@
               <w:rPr>
                 <w:rFonts w:ascii="Avenir Next" w:hAnsi="Avenir Next" w:cs="Avenir Next" w:eastAsia="Avenir Next"/>
                 <w:color w:val="1A1A1A"/>
-                <w:sz w:val="20"/>
+                <w:sz w:val="22"/>
                 <w:szCs w:val="20"/>
               </w:rPr>
               <w:t xml:space="preserve">One center triangle of a regular octagon has an area of 15 in². What is the octagon’s area?</w:t>
@@ -714,25 +715,25 @@
                       <w:rFonts w:ascii="Avenir Next" w:hAnsi="Avenir Next" w:cs="Avenir Next" w:eastAsia="Avenir Next"/>
                       <w:b/>
                       <w:color w:val="003A70"/>
+                      <w:sz w:val="22"/>
+                      <w:szCs w:val="19"/>
+                    </w:rPr>
+                    <w:t xml:space="preserve">A</w:t>
+                  </w:r>
+                  <w:r>
+                    <w:rPr>
+                      <w:rFonts w:ascii="Avenir Next" w:hAnsi="Avenir Next" w:cs="Avenir Next" w:eastAsia="Avenir Next"/>
+                      <w:color w:val="1A1A1A"/>
                       <w:sz w:val="19"/>
                       <w:szCs w:val="19"/>
                     </w:rPr>
-                    <w:t xml:space="preserve">A</w:t>
-                  </w:r>
-                  <w:r>
-                    <w:rPr>
-                      <w:rFonts w:ascii="Avenir Next" w:hAnsi="Avenir Next" w:cs="Avenir Next" w:eastAsia="Avenir Next"/>
-                      <w:color w:val="1A1A1A"/>
-                      <w:sz w:val="19"/>
-                      <w:szCs w:val="19"/>
-                    </w:rPr>
                     <w:tab/>
                   </w:r>
                   <w:r>
                     <w:rPr>
                       <w:rFonts w:ascii="Avenir Next" w:hAnsi="Avenir Next" w:cs="Avenir Next" w:eastAsia="Avenir Next"/>
                       <w:color w:val="1A1A1A"/>
-                      <w:sz w:val="19"/>
+                      <w:sz w:val="22"/>
                       <w:szCs w:val="19"/>
                     </w:rPr>
                     <w:t xml:space="preserve">23 in²</w:t>
@@ -757,25 +758,25 @@
                       <w:rFonts w:ascii="Avenir Next" w:hAnsi="Avenir Next" w:cs="Avenir Next" w:eastAsia="Avenir Next"/>
                       <w:b/>
                       <w:color w:val="003A70"/>
+                      <w:sz w:val="22"/>
+                      <w:szCs w:val="19"/>
+                    </w:rPr>
+                    <w:t xml:space="preserve">B</w:t>
+                  </w:r>
+                  <w:r>
+                    <w:rPr>
+                      <w:rFonts w:ascii="Avenir Next" w:hAnsi="Avenir Next" w:cs="Avenir Next" w:eastAsia="Avenir Next"/>
+                      <w:color w:val="1A1A1A"/>
                       <w:sz w:val="19"/>
                       <w:szCs w:val="19"/>
                     </w:rPr>
-                    <w:t xml:space="preserve">B</w:t>
-                  </w:r>
-                  <w:r>
-                    <w:rPr>
-                      <w:rFonts w:ascii="Avenir Next" w:hAnsi="Avenir Next" w:cs="Avenir Next" w:eastAsia="Avenir Next"/>
-                      <w:color w:val="1A1A1A"/>
-                      <w:sz w:val="19"/>
-                      <w:szCs w:val="19"/>
-                    </w:rPr>
                     <w:tab/>
                   </w:r>
                   <w:r>
                     <w:rPr>
                       <w:rFonts w:ascii="Avenir Next" w:hAnsi="Avenir Next" w:cs="Avenir Next" w:eastAsia="Avenir Next"/>
                       <w:color w:val="1A1A1A"/>
-                      <w:sz w:val="19"/>
+                      <w:sz w:val="22"/>
                       <w:szCs w:val="19"/>
                     </w:rPr>
                     <w:t xml:space="preserve">60 in²</w:t>
@@ -800,25 +801,25 @@
                       <w:rFonts w:ascii="Avenir Next" w:hAnsi="Avenir Next" w:cs="Avenir Next" w:eastAsia="Avenir Next"/>
                       <w:b/>
                       <w:color w:val="003A70"/>
+                      <w:sz w:val="22"/>
+                      <w:szCs w:val="19"/>
+                    </w:rPr>
+                    <w:t xml:space="preserve">C</w:t>
+                  </w:r>
+                  <w:r>
+                    <w:rPr>
+                      <w:rFonts w:ascii="Avenir Next" w:hAnsi="Avenir Next" w:cs="Avenir Next" w:eastAsia="Avenir Next"/>
+                      <w:color w:val="1A1A1A"/>
                       <w:sz w:val="19"/>
                       <w:szCs w:val="19"/>
                     </w:rPr>
-                    <w:t xml:space="preserve">C</w:t>
-                  </w:r>
-                  <w:r>
-                    <w:rPr>
-                      <w:rFonts w:ascii="Avenir Next" w:hAnsi="Avenir Next" w:cs="Avenir Next" w:eastAsia="Avenir Next"/>
-                      <w:color w:val="1A1A1A"/>
-                      <w:sz w:val="19"/>
-                      <w:szCs w:val="19"/>
-                    </w:rPr>
                     <w:tab/>
                   </w:r>
                   <w:r>
                     <w:rPr>
                       <w:rFonts w:ascii="Avenir Next" w:hAnsi="Avenir Next" w:cs="Avenir Next" w:eastAsia="Avenir Next"/>
                       <w:color w:val="1A1A1A"/>
-                      <w:sz w:val="19"/>
+                      <w:sz w:val="22"/>
                       <w:szCs w:val="19"/>
                     </w:rPr>
                     <w:t xml:space="preserve">120 in²</w:t>
@@ -843,25 +844,25 @@
                       <w:rFonts w:ascii="Avenir Next" w:hAnsi="Avenir Next" w:cs="Avenir Next" w:eastAsia="Avenir Next"/>
                       <w:b/>
                       <w:color w:val="003A70"/>
+                      <w:sz w:val="22"/>
+                      <w:szCs w:val="19"/>
+                    </w:rPr>
+                    <w:t xml:space="preserve">D</w:t>
+                  </w:r>
+                  <w:r>
+                    <w:rPr>
+                      <w:rFonts w:ascii="Avenir Next" w:hAnsi="Avenir Next" w:cs="Avenir Next" w:eastAsia="Avenir Next"/>
+                      <w:color w:val="1A1A1A"/>
                       <w:sz w:val="19"/>
                       <w:szCs w:val="19"/>
                     </w:rPr>
-                    <w:t xml:space="preserve">D</w:t>
-                  </w:r>
-                  <w:r>
-                    <w:rPr>
-                      <w:rFonts w:ascii="Avenir Next" w:hAnsi="Avenir Next" w:cs="Avenir Next" w:eastAsia="Avenir Next"/>
-                      <w:color w:val="1A1A1A"/>
-                      <w:sz w:val="19"/>
-                      <w:szCs w:val="19"/>
-                    </w:rPr>
                     <w:tab/>
                   </w:r>
                   <w:r>
                     <w:rPr>
                       <w:rFonts w:ascii="Avenir Next" w:hAnsi="Avenir Next" w:cs="Avenir Next" w:eastAsia="Avenir Next"/>
                       <w:color w:val="1A1A1A"/>
-                      <w:sz w:val="19"/>
+                      <w:sz w:val="22"/>
                       <w:szCs w:val="19"/>
                     </w:rPr>
                     <w:t xml:space="preserve">150 in²</w:t>
@@ -911,7 +912,7 @@
         <w:rPr>
           <w:rFonts w:ascii="Avenir Next" w:hAnsi="Avenir Next" w:cs="Avenir Next" w:eastAsia="Avenir Next"/>
           <w:color w:val="1A1A1A"/>
-          <w:sz w:val="17"/>
+          <w:sz w:val="22"/>
           <w:szCs w:val="17"/>
         </w:rPr>
         <w:t xml:space="preserve">  I got it</w:t>
@@ -929,7 +930,7 @@
         <w:rPr>
           <w:rFonts w:ascii="Avenir Next" w:hAnsi="Avenir Next" w:cs="Avenir Next" w:eastAsia="Avenir Next"/>
           <w:color w:val="1A1A1A"/>
-          <w:sz w:val="17"/>
+          <w:sz w:val="22"/>
           <w:szCs w:val="17"/>
         </w:rPr>
         <w:t xml:space="preserve">  Almost</w:t>
@@ -947,7 +948,7 @@
         <w:rPr>
           <w:rFonts w:ascii="Avenir Next" w:hAnsi="Avenir Next" w:cs="Avenir Next" w:eastAsia="Avenir Next"/>
           <w:color w:val="1A1A1A"/>
-          <w:sz w:val="17"/>
+          <w:sz w:val="22"/>
           <w:szCs w:val="17"/>
         </w:rPr>
         <w:t xml:space="preserve">  I need help</w:t>
@@ -1004,7 +1005,7 @@
         <w:rPr>
           <w:rFonts w:ascii="Avenir Next" w:hAnsi="Avenir Next" w:cs="Avenir Next" w:eastAsia="Avenir Next"/>
           <w:color w:val="1A1A1A"/>
-          <w:sz w:val="18"/>
+          <w:sz w:val="22"/>
           <w:szCs w:val="18"/>
         </w:rPr>
         <w:t xml:space="preserve">Name</w:t>
@@ -1089,7 +1090,7 @@
                 <w:rFonts w:ascii="Avenir Next" w:hAnsi="Avenir Next" w:cs="Avenir Next" w:eastAsia="Avenir Next"/>
                 <w:b/>
                 <w:color w:val="1A1A1A"/>
-                <w:sz w:val="20"/>
+                <w:sz w:val="22"/>
                 <w:szCs w:val="20"/>
               </w:rPr>
               <w:t xml:space="preserve">1.</w:t>
@@ -1107,7 +1108,7 @@
               <w:rPr>
                 <w:rFonts w:ascii="Avenir Next" w:hAnsi="Avenir Next" w:cs="Avenir Next" w:eastAsia="Avenir Next"/>
                 <w:color w:val="1A1A1A"/>
-                <w:sz w:val="20"/>
+                <w:sz w:val="22"/>
                 <w:szCs w:val="20"/>
               </w:rPr>
               <w:t xml:space="preserve">Answer each question.</w:t>
@@ -1162,25 +1163,25 @@
                       <w:rFonts w:ascii="Avenir Next" w:hAnsi="Avenir Next" w:cs="Avenir Next" w:eastAsia="Avenir Next"/>
                       <w:b/>
                       <w:color w:val="003A70"/>
+                      <w:sz w:val="22"/>
+                      <w:szCs w:val="20"/>
+                    </w:rPr>
+                    <w:t xml:space="preserve">a.</w:t>
+                  </w:r>
+                  <w:r>
+                    <w:rPr>
+                      <w:rFonts w:ascii="Avenir Next" w:hAnsi="Avenir Next" w:cs="Avenir Next" w:eastAsia="Avenir Next"/>
+                      <w:color w:val="1A1A1A"/>
                       <w:sz w:val="20"/>
                       <w:szCs w:val="20"/>
                     </w:rPr>
-                    <w:t xml:space="preserve">a.</w:t>
-                  </w:r>
-                  <w:r>
-                    <w:rPr>
-                      <w:rFonts w:ascii="Avenir Next" w:hAnsi="Avenir Next" w:cs="Avenir Next" w:eastAsia="Avenir Next"/>
-                      <w:color w:val="1A1A1A"/>
-                      <w:sz w:val="20"/>
-                      <w:szCs w:val="20"/>
-                    </w:rPr>
                     <w:tab/>
                   </w:r>
                   <w:r>
                     <w:rPr>
                       <w:rFonts w:ascii="Avenir Next" w:hAnsi="Avenir Next" w:cs="Avenir Next" w:eastAsia="Avenir Next"/>
                       <w:color w:val="1A1A1A"/>
-                      <w:sz w:val="20"/>
+                      <w:sz w:val="22"/>
                       <w:szCs w:val="20"/>
                     </w:rPr>
                     <w:t xml:space="preserve">center triangles in a regular pentagon:</w:t>
@@ -1224,10 +1225,28 @@
                       <w:rFonts w:ascii="Avenir Next" w:hAnsi="Avenir Next" w:cs="Avenir Next" w:eastAsia="Avenir Next"/>
                       <w:b/>
                       <w:color w:val="003A70"/>
+                      <w:sz w:val="22"/>
+                      <w:szCs w:val="20"/>
+                    </w:rPr>
+                    <w:t xml:space="preserve">b.</w:t>
+                  </w:r>
+                  <w:r>
+                    <w:rPr>
+                      <w:rFonts w:ascii="Avenir Next" w:hAnsi="Avenir Next" w:cs="Avenir Next" w:eastAsia="Avenir Next"/>
+                      <w:color w:val="1A1A1A"/>
                       <w:sz w:val="20"/>
                       <w:szCs w:val="20"/>
                     </w:rPr>
-                    <w:t xml:space="preserve">b.</w:t>
+                    <w:tab/>
+                  </w:r>
+                  <w:r>
+                    <w:rPr>
+                      <w:rFonts w:ascii="Avenir Next" w:hAnsi="Avenir Next" w:cs="Avenir Next" w:eastAsia="Avenir Next"/>
+                      <w:color w:val="1A1A1A"/>
+                      <w:sz w:val="22"/>
+                      <w:szCs w:val="20"/>
+                    </w:rPr>
+                    <w:t xml:space="preserve">one triangle with side 8 ft, apothem 5 ft:</w:t>
                   </w:r>
                   <w:r>
                     <w:rPr>
@@ -1236,7 +1255,7 @@
                       <w:sz w:val="20"/>
                       <w:szCs w:val="20"/>
                     </w:rPr>
-                    <w:tab/>
+                    <w:t xml:space="preserve">  </w:t>
                   </w:r>
                   <w:r>
                     <w:rPr>
@@ -1244,24 +1263,6 @@
                       <w:color w:val="1A1A1A"/>
                       <w:sz w:val="20"/>
                       <w:szCs w:val="20"/>
-                    </w:rPr>
-                    <w:t xml:space="preserve">one triangle with side 8 ft, apothem 5 ft:</w:t>
-                  </w:r>
-                  <w:r>
-                    <w:rPr>
-                      <w:rFonts w:ascii="Avenir Next" w:hAnsi="Avenir Next" w:cs="Avenir Next" w:eastAsia="Avenir Next"/>
-                      <w:color w:val="1A1A1A"/>
-                      <w:sz w:val="20"/>
-                      <w:szCs w:val="20"/>
-                    </w:rPr>
-                    <w:t xml:space="preserve">  </w:t>
-                  </w:r>
-                  <w:r>
-                    <w:rPr>
-                      <w:rFonts w:ascii="Avenir Next" w:hAnsi="Avenir Next" w:cs="Avenir Next" w:eastAsia="Avenir Next"/>
-                      <w:color w:val="1A1A1A"/>
-                      <w:sz w:val="20"/>
-                      <w:szCs w:val="20"/>
                       <w:u w:val="single"/>
                     </w:rPr>
                     <w:t xml:space="preserve">              </w:t>
@@ -1270,7 +1271,7 @@
                     <w:rPr>
                       <w:rFonts w:ascii="Avenir Next" w:hAnsi="Avenir Next" w:cs="Avenir Next" w:eastAsia="Avenir Next"/>
                       <w:color w:val="1A1A1A"/>
-                      <w:sz w:val="20"/>
+                      <w:sz w:val="22"/>
                       <w:szCs w:val="20"/>
                     </w:rPr>
                     <w:t xml:space="preserve"> ft²</w:t>
@@ -1378,25 +1379,25 @@
                       <w:rFonts w:ascii="Avenir Next" w:hAnsi="Avenir Next" w:cs="Avenir Next" w:eastAsia="Avenir Next"/>
                       <w:b/>
                       <w:color w:val="1A1A1A"/>
+                      <w:sz w:val="22"/>
+                      <w:szCs w:val="20"/>
+                    </w:rPr>
+                    <w:t xml:space="preserve">2.</w:t>
+                  </w:r>
+                  <w:r>
+                    <w:rPr>
+                      <w:rFonts w:ascii="Avenir Next" w:hAnsi="Avenir Next" w:cs="Avenir Next" w:eastAsia="Avenir Next"/>
+                      <w:color w:val="1A1A1A"/>
                       <w:sz w:val="20"/>
                       <w:szCs w:val="20"/>
                     </w:rPr>
-                    <w:t xml:space="preserve">2.</w:t>
-                  </w:r>
-                  <w:r>
-                    <w:rPr>
-                      <w:rFonts w:ascii="Avenir Next" w:hAnsi="Avenir Next" w:cs="Avenir Next" w:eastAsia="Avenir Next"/>
-                      <w:color w:val="1A1A1A"/>
-                      <w:sz w:val="20"/>
-                      <w:szCs w:val="20"/>
-                    </w:rPr>
                     <w:tab/>
                   </w:r>
                   <w:r>
                     <w:rPr>
                       <w:rFonts w:ascii="Avenir Next" w:hAnsi="Avenir Next" w:cs="Avenir Next" w:eastAsia="Avenir Next"/>
                       <w:color w:val="1A1A1A"/>
-                      <w:sz w:val="20"/>
+                      <w:sz w:val="22"/>
                       <w:szCs w:val="20"/>
                     </w:rPr>
                     <w:t xml:space="preserve">Find the area of the regular hexagon.</w:t>
@@ -1473,25 +1474,25 @@
                       <w:rFonts w:ascii="Avenir Next" w:hAnsi="Avenir Next" w:cs="Avenir Next" w:eastAsia="Avenir Next"/>
                       <w:b/>
                       <w:color w:val="1A1A1A"/>
+                      <w:sz w:val="22"/>
+                      <w:szCs w:val="18"/>
+                    </w:rPr>
+                    <w:t xml:space="preserve">Answer</w:t>
+                  </w:r>
+                  <w:r>
+                    <w:rPr>
+                      <w:rFonts w:ascii="Avenir Next" w:hAnsi="Avenir Next" w:cs="Avenir Next" w:eastAsia="Avenir Next"/>
+                      <w:color w:val="1A1A1A"/>
                       <w:sz w:val="18"/>
                       <w:szCs w:val="18"/>
                     </w:rPr>
-                    <w:t xml:space="preserve">Answer</w:t>
-                  </w:r>
-                  <w:r>
-                    <w:rPr>
-                      <w:rFonts w:ascii="Avenir Next" w:hAnsi="Avenir Next" w:cs="Avenir Next" w:eastAsia="Avenir Next"/>
-                      <w:color w:val="1A1A1A"/>
-                      <w:sz w:val="18"/>
-                      <w:szCs w:val="18"/>
-                    </w:rPr>
                     <w:tab/>
                   </w:r>
                   <w:r>
                     <w:rPr>
                       <w:rFonts w:ascii="Avenir Next" w:hAnsi="Avenir Next" w:cs="Avenir Next" w:eastAsia="Avenir Next"/>
                       <w:color w:val="1A1A1A"/>
-                      <w:sz w:val="18"/>
+                      <w:sz w:val="22"/>
                       <w:szCs w:val="18"/>
                     </w:rPr>
                     <w:t xml:space="preserve">  cm²</w:t>
@@ -1512,7 +1513,7 @@
                     <w:drawing>
                       <wp:inline distT="0" distB="0" distL="0" distR="0">
                         <wp:extent cx="1188719" cy="1129283"/>
-                        <wp:docPr id="2" name="Figure 2"/>
+                        <wp:docPr id="2" name="Figure 2" descr="Regular. Dims: side: 10 cm; apothem: 8.7 cm."/>
                         <a:graphic xmlns:a="http://schemas.openxmlformats.org/drawingml/2006/main">
                           <a:graphicData uri="http://schemas.openxmlformats.org/drawingml/2006/picture">
                             <pic:pic xmlns:pic="http://schemas.openxmlformats.org/drawingml/2006/picture">
@@ -1610,7 +1611,7 @@
                 <w:rFonts w:ascii="Avenir Next" w:hAnsi="Avenir Next" w:cs="Avenir Next" w:eastAsia="Avenir Next"/>
                 <w:b/>
                 <w:color w:val="1A1A1A"/>
-                <w:sz w:val="20"/>
+                <w:sz w:val="22"/>
                 <w:szCs w:val="20"/>
               </w:rPr>
               <w:t xml:space="preserve">3.</w:t>
@@ -1628,7 +1629,7 @@
               <w:rPr>
                 <w:rFonts w:ascii="Avenir Next" w:hAnsi="Avenir Next" w:cs="Avenir Next" w:eastAsia="Avenir Next"/>
                 <w:color w:val="1A1A1A"/>
-                <w:sz w:val="20"/>
+                <w:sz w:val="22"/>
                 <w:szCs w:val="20"/>
               </w:rPr>
               <w:t xml:space="preserve">One center triangle of a regular octagon has an area of 15 in². What is the octagon’s area?</w:t>
@@ -1684,25 +1685,25 @@
                       <w:rFonts w:ascii="Avenir Next" w:hAnsi="Avenir Next" w:cs="Avenir Next" w:eastAsia="Avenir Next"/>
                       <w:b/>
                       <w:color w:val="003A70"/>
+                      <w:sz w:val="22"/>
+                      <w:szCs w:val="19"/>
+                    </w:rPr>
+                    <w:t xml:space="preserve">A</w:t>
+                  </w:r>
+                  <w:r>
+                    <w:rPr>
+                      <w:rFonts w:ascii="Avenir Next" w:hAnsi="Avenir Next" w:cs="Avenir Next" w:eastAsia="Avenir Next"/>
+                      <w:color w:val="1A1A1A"/>
                       <w:sz w:val="19"/>
                       <w:szCs w:val="19"/>
                     </w:rPr>
-                    <w:t xml:space="preserve">A</w:t>
-                  </w:r>
-                  <w:r>
-                    <w:rPr>
-                      <w:rFonts w:ascii="Avenir Next" w:hAnsi="Avenir Next" w:cs="Avenir Next" w:eastAsia="Avenir Next"/>
-                      <w:color w:val="1A1A1A"/>
-                      <w:sz w:val="19"/>
-                      <w:szCs w:val="19"/>
-                    </w:rPr>
                     <w:tab/>
                   </w:r>
                   <w:r>
                     <w:rPr>
                       <w:rFonts w:ascii="Avenir Next" w:hAnsi="Avenir Next" w:cs="Avenir Next" w:eastAsia="Avenir Next"/>
                       <w:color w:val="1A1A1A"/>
-                      <w:sz w:val="19"/>
+                      <w:sz w:val="22"/>
                       <w:szCs w:val="19"/>
                     </w:rPr>
                     <w:t xml:space="preserve">23 in²</w:t>
@@ -1727,25 +1728,25 @@
                       <w:rFonts w:ascii="Avenir Next" w:hAnsi="Avenir Next" w:cs="Avenir Next" w:eastAsia="Avenir Next"/>
                       <w:b/>
                       <w:color w:val="003A70"/>
+                      <w:sz w:val="22"/>
+                      <w:szCs w:val="19"/>
+                    </w:rPr>
+                    <w:t xml:space="preserve">B</w:t>
+                  </w:r>
+                  <w:r>
+                    <w:rPr>
+                      <w:rFonts w:ascii="Avenir Next" w:hAnsi="Avenir Next" w:cs="Avenir Next" w:eastAsia="Avenir Next"/>
+                      <w:color w:val="1A1A1A"/>
                       <w:sz w:val="19"/>
                       <w:szCs w:val="19"/>
                     </w:rPr>
-                    <w:t xml:space="preserve">B</w:t>
-                  </w:r>
-                  <w:r>
-                    <w:rPr>
-                      <w:rFonts w:ascii="Avenir Next" w:hAnsi="Avenir Next" w:cs="Avenir Next" w:eastAsia="Avenir Next"/>
-                      <w:color w:val="1A1A1A"/>
-                      <w:sz w:val="19"/>
-                      <w:szCs w:val="19"/>
-                    </w:rPr>
                     <w:tab/>
                   </w:r>
                   <w:r>
                     <w:rPr>
                       <w:rFonts w:ascii="Avenir Next" w:hAnsi="Avenir Next" w:cs="Avenir Next" w:eastAsia="Avenir Next"/>
                       <w:color w:val="1A1A1A"/>
-                      <w:sz w:val="19"/>
+                      <w:sz w:val="22"/>
                       <w:szCs w:val="19"/>
                     </w:rPr>
                     <w:t xml:space="preserve">60 in²</w:t>
@@ -1770,25 +1771,25 @@
                       <w:rFonts w:ascii="Avenir Next" w:hAnsi="Avenir Next" w:cs="Avenir Next" w:eastAsia="Avenir Next"/>
                       <w:b/>
                       <w:color w:val="003A70"/>
+                      <w:sz w:val="22"/>
+                      <w:szCs w:val="19"/>
+                    </w:rPr>
+                    <w:t xml:space="preserve">C</w:t>
+                  </w:r>
+                  <w:r>
+                    <w:rPr>
+                      <w:rFonts w:ascii="Avenir Next" w:hAnsi="Avenir Next" w:cs="Avenir Next" w:eastAsia="Avenir Next"/>
+                      <w:color w:val="1A1A1A"/>
                       <w:sz w:val="19"/>
                       <w:szCs w:val="19"/>
                     </w:rPr>
-                    <w:t xml:space="preserve">C</w:t>
-                  </w:r>
-                  <w:r>
-                    <w:rPr>
-                      <w:rFonts w:ascii="Avenir Next" w:hAnsi="Avenir Next" w:cs="Avenir Next" w:eastAsia="Avenir Next"/>
-                      <w:color w:val="1A1A1A"/>
-                      <w:sz w:val="19"/>
-                      <w:szCs w:val="19"/>
-                    </w:rPr>
                     <w:tab/>
                   </w:r>
                   <w:r>
                     <w:rPr>
                       <w:rFonts w:ascii="Avenir Next" w:hAnsi="Avenir Next" w:cs="Avenir Next" w:eastAsia="Avenir Next"/>
                       <w:color w:val="1A1A1A"/>
-                      <w:sz w:val="19"/>
+                      <w:sz w:val="22"/>
                       <w:szCs w:val="19"/>
                     </w:rPr>
                     <w:t xml:space="preserve">120 in²</w:t>
@@ -1813,25 +1814,25 @@
                       <w:rFonts w:ascii="Avenir Next" w:hAnsi="Avenir Next" w:cs="Avenir Next" w:eastAsia="Avenir Next"/>
                       <w:b/>
                       <w:color w:val="003A70"/>
+                      <w:sz w:val="22"/>
+                      <w:szCs w:val="19"/>
+                    </w:rPr>
+                    <w:t xml:space="preserve">D</w:t>
+                  </w:r>
+                  <w:r>
+                    <w:rPr>
+                      <w:rFonts w:ascii="Avenir Next" w:hAnsi="Avenir Next" w:cs="Avenir Next" w:eastAsia="Avenir Next"/>
+                      <w:color w:val="1A1A1A"/>
                       <w:sz w:val="19"/>
                       <w:szCs w:val="19"/>
                     </w:rPr>
-                    <w:t xml:space="preserve">D</w:t>
-                  </w:r>
-                  <w:r>
-                    <w:rPr>
-                      <w:rFonts w:ascii="Avenir Next" w:hAnsi="Avenir Next" w:cs="Avenir Next" w:eastAsia="Avenir Next"/>
-                      <w:color w:val="1A1A1A"/>
-                      <w:sz w:val="19"/>
-                      <w:szCs w:val="19"/>
-                    </w:rPr>
                     <w:tab/>
                   </w:r>
                   <w:r>
                     <w:rPr>
                       <w:rFonts w:ascii="Avenir Next" w:hAnsi="Avenir Next" w:cs="Avenir Next" w:eastAsia="Avenir Next"/>
                       <w:color w:val="1A1A1A"/>
-                      <w:sz w:val="19"/>
+                      <w:sz w:val="22"/>
                       <w:szCs w:val="19"/>
                     </w:rPr>
                     <w:t xml:space="preserve">150 in²</w:t>
@@ -1881,7 +1882,7 @@
         <w:rPr>
           <w:rFonts w:ascii="Avenir Next" w:hAnsi="Avenir Next" w:cs="Avenir Next" w:eastAsia="Avenir Next"/>
           <w:color w:val="1A1A1A"/>
-          <w:sz w:val="17"/>
+          <w:sz w:val="22"/>
           <w:szCs w:val="17"/>
         </w:rPr>
         <w:t xml:space="preserve">  I got it</w:t>
@@ -1899,7 +1900,7 @@
         <w:rPr>
           <w:rFonts w:ascii="Avenir Next" w:hAnsi="Avenir Next" w:cs="Avenir Next" w:eastAsia="Avenir Next"/>
           <w:color w:val="1A1A1A"/>
-          <w:sz w:val="17"/>
+          <w:sz w:val="22"/>
           <w:szCs w:val="17"/>
         </w:rPr>
         <w:t xml:space="preserve">  Almost</w:t>
@@ -1917,7 +1918,7 @@
         <w:rPr>
           <w:rFonts w:ascii="Avenir Next" w:hAnsi="Avenir Next" w:cs="Avenir Next" w:eastAsia="Avenir Next"/>
           <w:color w:val="1A1A1A"/>
-          <w:sz w:val="17"/>
+          <w:sz w:val="22"/>
           <w:szCs w:val="17"/>
         </w:rPr>
         <w:t xml:space="preserve">  I need help</w:t>
@@ -1956,7 +1957,7 @@
         <w:rPr>
           <w:rFonts w:ascii="Avenir Next" w:hAnsi="Avenir Next" w:cs="Avenir Next" w:eastAsia="Avenir Next"/>
           <w:color w:val="1A1A1A"/>
-          <w:sz w:val="18"/>
+          <w:sz w:val="22"/>
           <w:szCs w:val="18"/>
         </w:rPr>
         <w:t xml:space="preserve">Name</w:t>
@@ -2041,7 +2042,7 @@
                 <w:rFonts w:ascii="Avenir Next" w:hAnsi="Avenir Next" w:cs="Avenir Next" w:eastAsia="Avenir Next"/>
                 <w:b/>
                 <w:color w:val="1A1A1A"/>
-                <w:sz w:val="20"/>
+                <w:sz w:val="22"/>
                 <w:szCs w:val="20"/>
               </w:rPr>
               <w:t xml:space="preserve">1.</w:t>
@@ -2059,7 +2060,7 @@
               <w:rPr>
                 <w:rFonts w:ascii="Avenir Next" w:hAnsi="Avenir Next" w:cs="Avenir Next" w:eastAsia="Avenir Next"/>
                 <w:color w:val="1A1A1A"/>
-                <w:sz w:val="20"/>
+                <w:sz w:val="22"/>
                 <w:szCs w:val="20"/>
               </w:rPr>
               <w:t xml:space="preserve">Add or subtract to find each area.</w:t>
@@ -2114,10 +2115,28 @@
                       <w:rFonts w:ascii="Avenir Next" w:hAnsi="Avenir Next" w:cs="Avenir Next" w:eastAsia="Avenir Next"/>
                       <w:b/>
                       <w:color w:val="003A70"/>
+                      <w:sz w:val="22"/>
+                      <w:szCs w:val="20"/>
+                    </w:rPr>
+                    <w:t xml:space="preserve">a.</w:t>
+                  </w:r>
+                  <w:r>
+                    <w:rPr>
+                      <w:rFonts w:ascii="Avenir Next" w:hAnsi="Avenir Next" w:cs="Avenir Next" w:eastAsia="Avenir Next"/>
+                      <w:color w:val="1A1A1A"/>
                       <w:sz w:val="20"/>
                       <w:szCs w:val="20"/>
                     </w:rPr>
-                    <w:t xml:space="preserve">a.</w:t>
+                    <w:tab/>
+                  </w:r>
+                  <w:r>
+                    <w:rPr>
+                      <w:rFonts w:ascii="Avenir Next" w:hAnsi="Avenir Next" w:cs="Avenir Next" w:eastAsia="Avenir Next"/>
+                      <w:color w:val="1A1A1A"/>
+                      <w:sz w:val="22"/>
+                      <w:szCs w:val="20"/>
+                    </w:rPr>
+                    <w:t xml:space="preserve">50 ft² wall, 6 ft² window removed:</w:t>
                   </w:r>
                   <w:r>
                     <w:rPr>
@@ -2126,7 +2145,7 @@
                       <w:sz w:val="20"/>
                       <w:szCs w:val="20"/>
                     </w:rPr>
-                    <w:tab/>
+                    <w:t xml:space="preserve">  </w:t>
                   </w:r>
                   <w:r>
                     <w:rPr>
@@ -2134,24 +2153,6 @@
                       <w:color w:val="1A1A1A"/>
                       <w:sz w:val="20"/>
                       <w:szCs w:val="20"/>
-                    </w:rPr>
-                    <w:t xml:space="preserve">50 ft² wall, 6 ft² window removed:</w:t>
-                  </w:r>
-                  <w:r>
-                    <w:rPr>
-                      <w:rFonts w:ascii="Avenir Next" w:hAnsi="Avenir Next" w:cs="Avenir Next" w:eastAsia="Avenir Next"/>
-                      <w:color w:val="1A1A1A"/>
-                      <w:sz w:val="20"/>
-                      <w:szCs w:val="20"/>
-                    </w:rPr>
-                    <w:t xml:space="preserve">  </w:t>
-                  </w:r>
-                  <w:r>
-                    <w:rPr>
-                      <w:rFonts w:ascii="Avenir Next" w:hAnsi="Avenir Next" w:cs="Avenir Next" w:eastAsia="Avenir Next"/>
-                      <w:color w:val="1A1A1A"/>
-                      <w:sz w:val="20"/>
-                      <w:szCs w:val="20"/>
                       <w:u w:val="single"/>
                     </w:rPr>
                     <w:t xml:space="preserve">              </w:t>
@@ -2160,7 +2161,7 @@
                     <w:rPr>
                       <w:rFonts w:ascii="Avenir Next" w:hAnsi="Avenir Next" w:cs="Avenir Next" w:eastAsia="Avenir Next"/>
                       <w:color w:val="1A1A1A"/>
-                      <w:sz w:val="20"/>
+                      <w:sz w:val="22"/>
                       <w:szCs w:val="20"/>
                     </w:rPr>
                     <w:t xml:space="preserve"> ft²</w:t>
@@ -2185,10 +2186,28 @@
                       <w:rFonts w:ascii="Avenir Next" w:hAnsi="Avenir Next" w:cs="Avenir Next" w:eastAsia="Avenir Next"/>
                       <w:b/>
                       <w:color w:val="003A70"/>
+                      <w:sz w:val="22"/>
+                      <w:szCs w:val="20"/>
+                    </w:rPr>
+                    <w:t xml:space="preserve">b.</w:t>
+                  </w:r>
+                  <w:r>
+                    <w:rPr>
+                      <w:rFonts w:ascii="Avenir Next" w:hAnsi="Avenir Next" w:cs="Avenir Next" w:eastAsia="Avenir Next"/>
+                      <w:color w:val="1A1A1A"/>
                       <w:sz w:val="20"/>
                       <w:szCs w:val="20"/>
                     </w:rPr>
-                    <w:t xml:space="preserve">b.</w:t>
+                    <w:tab/>
+                  </w:r>
+                  <w:r>
+                    <w:rPr>
+                      <w:rFonts w:ascii="Avenir Next" w:hAnsi="Avenir Next" w:cs="Avenir Next" w:eastAsia="Avenir Next"/>
+                      <w:color w:val="1A1A1A"/>
+                      <w:sz w:val="22"/>
+                      <w:szCs w:val="20"/>
+                    </w:rPr>
+                    <w:t xml:space="preserve">24 m² rectangle joined to an 8 m² triangle:</w:t>
                   </w:r>
                   <w:r>
                     <w:rPr>
@@ -2197,7 +2216,7 @@
                       <w:sz w:val="20"/>
                       <w:szCs w:val="20"/>
                     </w:rPr>
-                    <w:tab/>
+                    <w:t xml:space="preserve">  </w:t>
                   </w:r>
                   <w:r>
                     <w:rPr>
@@ -2205,24 +2224,6 @@
                       <w:color w:val="1A1A1A"/>
                       <w:sz w:val="20"/>
                       <w:szCs w:val="20"/>
-                    </w:rPr>
-                    <w:t xml:space="preserve">24 m² rectangle joined to an 8 m² triangle:</w:t>
-                  </w:r>
-                  <w:r>
-                    <w:rPr>
-                      <w:rFonts w:ascii="Avenir Next" w:hAnsi="Avenir Next" w:cs="Avenir Next" w:eastAsia="Avenir Next"/>
-                      <w:color w:val="1A1A1A"/>
-                      <w:sz w:val="20"/>
-                      <w:szCs w:val="20"/>
-                    </w:rPr>
-                    <w:t xml:space="preserve">  </w:t>
-                  </w:r>
-                  <w:r>
-                    <w:rPr>
-                      <w:rFonts w:ascii="Avenir Next" w:hAnsi="Avenir Next" w:cs="Avenir Next" w:eastAsia="Avenir Next"/>
-                      <w:color w:val="1A1A1A"/>
-                      <w:sz w:val="20"/>
-                      <w:szCs w:val="20"/>
                       <w:u w:val="single"/>
                     </w:rPr>
                     <w:t xml:space="preserve">              </w:t>
@@ -2231,7 +2232,7 @@
                     <w:rPr>
                       <w:rFonts w:ascii="Avenir Next" w:hAnsi="Avenir Next" w:cs="Avenir Next" w:eastAsia="Avenir Next"/>
                       <w:color w:val="1A1A1A"/>
-                      <w:sz w:val="20"/>
+                      <w:sz w:val="22"/>
                       <w:szCs w:val="20"/>
                     </w:rPr>
                     <w:t xml:space="preserve"> m²</w:t>
@@ -2339,25 +2340,25 @@
                       <w:rFonts w:ascii="Avenir Next" w:hAnsi="Avenir Next" w:cs="Avenir Next" w:eastAsia="Avenir Next"/>
                       <w:b/>
                       <w:color w:val="1A1A1A"/>
+                      <w:sz w:val="22"/>
+                      <w:szCs w:val="20"/>
+                    </w:rPr>
+                    <w:t xml:space="preserve">2.</w:t>
+                  </w:r>
+                  <w:r>
+                    <w:rPr>
+                      <w:rFonts w:ascii="Avenir Next" w:hAnsi="Avenir Next" w:cs="Avenir Next" w:eastAsia="Avenir Next"/>
+                      <w:color w:val="1A1A1A"/>
                       <w:sz w:val="20"/>
                       <w:szCs w:val="20"/>
                     </w:rPr>
-                    <w:t xml:space="preserve">2.</w:t>
-                  </w:r>
-                  <w:r>
-                    <w:rPr>
-                      <w:rFonts w:ascii="Avenir Next" w:hAnsi="Avenir Next" w:cs="Avenir Next" w:eastAsia="Avenir Next"/>
-                      <w:color w:val="1A1A1A"/>
-                      <w:sz w:val="20"/>
-                      <w:szCs w:val="20"/>
-                    </w:rPr>
                     <w:tab/>
                   </w:r>
                   <w:r>
                     <w:rPr>
                       <w:rFonts w:ascii="Avenir Next" w:hAnsi="Avenir Next" w:cs="Avenir Next" w:eastAsia="Avenir Next"/>
                       <w:color w:val="1A1A1A"/>
-                      <w:sz w:val="20"/>
+                      <w:sz w:val="22"/>
                       <w:szCs w:val="20"/>
                     </w:rPr>
                     <w:t xml:space="preserve">Find the area of the figure.</w:t>
@@ -2434,25 +2435,25 @@
                       <w:rFonts w:ascii="Avenir Next" w:hAnsi="Avenir Next" w:cs="Avenir Next" w:eastAsia="Avenir Next"/>
                       <w:b/>
                       <w:color w:val="1A1A1A"/>
+                      <w:sz w:val="22"/>
+                      <w:szCs w:val="18"/>
+                    </w:rPr>
+                    <w:t xml:space="preserve">Answer</w:t>
+                  </w:r>
+                  <w:r>
+                    <w:rPr>
+                      <w:rFonts w:ascii="Avenir Next" w:hAnsi="Avenir Next" w:cs="Avenir Next" w:eastAsia="Avenir Next"/>
+                      <w:color w:val="1A1A1A"/>
                       <w:sz w:val="18"/>
                       <w:szCs w:val="18"/>
                     </w:rPr>
-                    <w:t xml:space="preserve">Answer</w:t>
-                  </w:r>
-                  <w:r>
-                    <w:rPr>
-                      <w:rFonts w:ascii="Avenir Next" w:hAnsi="Avenir Next" w:cs="Avenir Next" w:eastAsia="Avenir Next"/>
-                      <w:color w:val="1A1A1A"/>
-                      <w:sz w:val="18"/>
-                      <w:szCs w:val="18"/>
-                    </w:rPr>
                     <w:tab/>
                   </w:r>
                   <w:r>
                     <w:rPr>
                       <w:rFonts w:ascii="Avenir Next" w:hAnsi="Avenir Next" w:cs="Avenir Next" w:eastAsia="Avenir Next"/>
                       <w:color w:val="1A1A1A"/>
-                      <w:sz w:val="18"/>
+                      <w:sz w:val="22"/>
                       <w:szCs w:val="18"/>
                     </w:rPr>
                     <w:t xml:space="preserve">  ft²</w:t>
@@ -2473,7 +2474,7 @@
                     <w:drawing>
                       <wp:inline distT="0" distB="0" distL="0" distR="0">
                         <wp:extent cx="1097280" cy="902070"/>
-                        <wp:docPr id="3" name="Figure 3"/>
+                        <wp:docPr id="3" name="Figure 3" descr="Polygon. Labels: 0, 10 ft, 1, 6 ft. Vertices: 0, 0, 10, 0, 10, 6, 5, 10, 0, 6. Dashed: 0, 6, 10, 6, 5, 6, 5, 10, 4 ft."/>
                         <a:graphic xmlns:a="http://schemas.openxmlformats.org/drawingml/2006/main">
                           <a:graphicData uri="http://schemas.openxmlformats.org/drawingml/2006/picture">
                             <pic:pic xmlns:pic="http://schemas.openxmlformats.org/drawingml/2006/picture">
@@ -2571,7 +2572,7 @@
                 <w:rFonts w:ascii="Avenir Next" w:hAnsi="Avenir Next" w:cs="Avenir Next" w:eastAsia="Avenir Next"/>
                 <w:b/>
                 <w:color w:val="1A1A1A"/>
-                <w:sz w:val="20"/>
+                <w:sz w:val="22"/>
                 <w:szCs w:val="20"/>
               </w:rPr>
               <w:t xml:space="preserve">3.</w:t>
@@ -2589,7 +2590,7 @@
               <w:rPr>
                 <w:rFonts w:ascii="Avenir Next" w:hAnsi="Avenir Next" w:cs="Avenir Next" w:eastAsia="Avenir Next"/>
                 <w:color w:val="1A1A1A"/>
-                <w:sz w:val="20"/>
+                <w:sz w:val="22"/>
                 <w:szCs w:val="20"/>
               </w:rPr>
               <w:t xml:space="preserve">A room is 12 ft by 10 ft. A closet 3 ft by 4 ft is joined to it. What is the total floor area?</w:t>
@@ -2645,25 +2646,25 @@
                       <w:rFonts w:ascii="Avenir Next" w:hAnsi="Avenir Next" w:cs="Avenir Next" w:eastAsia="Avenir Next"/>
                       <w:b/>
                       <w:color w:val="003A70"/>
+                      <w:sz w:val="22"/>
+                      <w:szCs w:val="19"/>
+                    </w:rPr>
+                    <w:t xml:space="preserve">A</w:t>
+                  </w:r>
+                  <w:r>
+                    <w:rPr>
+                      <w:rFonts w:ascii="Avenir Next" w:hAnsi="Avenir Next" w:cs="Avenir Next" w:eastAsia="Avenir Next"/>
+                      <w:color w:val="1A1A1A"/>
                       <w:sz w:val="19"/>
                       <w:szCs w:val="19"/>
                     </w:rPr>
-                    <w:t xml:space="preserve">A</w:t>
-                  </w:r>
-                  <w:r>
-                    <w:rPr>
-                      <w:rFonts w:ascii="Avenir Next" w:hAnsi="Avenir Next" w:cs="Avenir Next" w:eastAsia="Avenir Next"/>
-                      <w:color w:val="1A1A1A"/>
-                      <w:sz w:val="19"/>
-                      <w:szCs w:val="19"/>
-                    </w:rPr>
                     <w:tab/>
                   </w:r>
                   <w:r>
                     <w:rPr>
                       <w:rFonts w:ascii="Avenir Next" w:hAnsi="Avenir Next" w:cs="Avenir Next" w:eastAsia="Avenir Next"/>
                       <w:color w:val="1A1A1A"/>
-                      <w:sz w:val="19"/>
+                      <w:sz w:val="22"/>
                       <w:szCs w:val="19"/>
                     </w:rPr>
                     <w:t xml:space="preserve">108 ft²</w:t>
@@ -2688,25 +2689,25 @@
                       <w:rFonts w:ascii="Avenir Next" w:hAnsi="Avenir Next" w:cs="Avenir Next" w:eastAsia="Avenir Next"/>
                       <w:b/>
                       <w:color w:val="003A70"/>
+                      <w:sz w:val="22"/>
+                      <w:szCs w:val="19"/>
+                    </w:rPr>
+                    <w:t xml:space="preserve">B</w:t>
+                  </w:r>
+                  <w:r>
+                    <w:rPr>
+                      <w:rFonts w:ascii="Avenir Next" w:hAnsi="Avenir Next" w:cs="Avenir Next" w:eastAsia="Avenir Next"/>
+                      <w:color w:val="1A1A1A"/>
                       <w:sz w:val="19"/>
                       <w:szCs w:val="19"/>
                     </w:rPr>
-                    <w:t xml:space="preserve">B</w:t>
-                  </w:r>
-                  <w:r>
-                    <w:rPr>
-                      <w:rFonts w:ascii="Avenir Next" w:hAnsi="Avenir Next" w:cs="Avenir Next" w:eastAsia="Avenir Next"/>
-                      <w:color w:val="1A1A1A"/>
-                      <w:sz w:val="19"/>
-                      <w:szCs w:val="19"/>
-                    </w:rPr>
                     <w:tab/>
                   </w:r>
                   <w:r>
                     <w:rPr>
                       <w:rFonts w:ascii="Avenir Next" w:hAnsi="Avenir Next" w:cs="Avenir Next" w:eastAsia="Avenir Next"/>
                       <w:color w:val="1A1A1A"/>
-                      <w:sz w:val="19"/>
+                      <w:sz w:val="22"/>
                       <w:szCs w:val="19"/>
                     </w:rPr>
                     <w:t xml:space="preserve">120 ft²</w:t>
@@ -2731,25 +2732,25 @@
                       <w:rFonts w:ascii="Avenir Next" w:hAnsi="Avenir Next" w:cs="Avenir Next" w:eastAsia="Avenir Next"/>
                       <w:b/>
                       <w:color w:val="003A70"/>
+                      <w:sz w:val="22"/>
+                      <w:szCs w:val="19"/>
+                    </w:rPr>
+                    <w:t xml:space="preserve">C</w:t>
+                  </w:r>
+                  <w:r>
+                    <w:rPr>
+                      <w:rFonts w:ascii="Avenir Next" w:hAnsi="Avenir Next" w:cs="Avenir Next" w:eastAsia="Avenir Next"/>
+                      <w:color w:val="1A1A1A"/>
                       <w:sz w:val="19"/>
                       <w:szCs w:val="19"/>
                     </w:rPr>
-                    <w:t xml:space="preserve">C</w:t>
-                  </w:r>
-                  <w:r>
-                    <w:rPr>
-                      <w:rFonts w:ascii="Avenir Next" w:hAnsi="Avenir Next" w:cs="Avenir Next" w:eastAsia="Avenir Next"/>
-                      <w:color w:val="1A1A1A"/>
-                      <w:sz w:val="19"/>
-                      <w:szCs w:val="19"/>
-                    </w:rPr>
                     <w:tab/>
                   </w:r>
                   <w:r>
                     <w:rPr>
                       <w:rFonts w:ascii="Avenir Next" w:hAnsi="Avenir Next" w:cs="Avenir Next" w:eastAsia="Avenir Next"/>
                       <w:color w:val="1A1A1A"/>
-                      <w:sz w:val="19"/>
+                      <w:sz w:val="22"/>
                       <w:szCs w:val="19"/>
                     </w:rPr>
                     <w:t xml:space="preserve">132 ft²</w:t>
@@ -2774,25 +2775,25 @@
                       <w:rFonts w:ascii="Avenir Next" w:hAnsi="Avenir Next" w:cs="Avenir Next" w:eastAsia="Avenir Next"/>
                       <w:b/>
                       <w:color w:val="003A70"/>
+                      <w:sz w:val="22"/>
+                      <w:szCs w:val="19"/>
+                    </w:rPr>
+                    <w:t xml:space="preserve">D</w:t>
+                  </w:r>
+                  <w:r>
+                    <w:rPr>
+                      <w:rFonts w:ascii="Avenir Next" w:hAnsi="Avenir Next" w:cs="Avenir Next" w:eastAsia="Avenir Next"/>
+                      <w:color w:val="1A1A1A"/>
                       <w:sz w:val="19"/>
                       <w:szCs w:val="19"/>
                     </w:rPr>
-                    <w:t xml:space="preserve">D</w:t>
-                  </w:r>
-                  <w:r>
-                    <w:rPr>
-                      <w:rFonts w:ascii="Avenir Next" w:hAnsi="Avenir Next" w:cs="Avenir Next" w:eastAsia="Avenir Next"/>
-                      <w:color w:val="1A1A1A"/>
-                      <w:sz w:val="19"/>
-                      <w:szCs w:val="19"/>
-                    </w:rPr>
                     <w:tab/>
                   </w:r>
                   <w:r>
                     <w:rPr>
                       <w:rFonts w:ascii="Avenir Next" w:hAnsi="Avenir Next" w:cs="Avenir Next" w:eastAsia="Avenir Next"/>
                       <w:color w:val="1A1A1A"/>
-                      <w:sz w:val="19"/>
+                      <w:sz w:val="22"/>
                       <w:szCs w:val="19"/>
                     </w:rPr>
                     <w:t xml:space="preserve">240 ft²</w:t>
@@ -2842,7 +2843,7 @@
         <w:rPr>
           <w:rFonts w:ascii="Avenir Next" w:hAnsi="Avenir Next" w:cs="Avenir Next" w:eastAsia="Avenir Next"/>
           <w:color w:val="1A1A1A"/>
-          <w:sz w:val="17"/>
+          <w:sz w:val="22"/>
           <w:szCs w:val="17"/>
         </w:rPr>
         <w:t xml:space="preserve">  I got it</w:t>
@@ -2860,7 +2861,7 @@
         <w:rPr>
           <w:rFonts w:ascii="Avenir Next" w:hAnsi="Avenir Next" w:cs="Avenir Next" w:eastAsia="Avenir Next"/>
           <w:color w:val="1A1A1A"/>
-          <w:sz w:val="17"/>
+          <w:sz w:val="22"/>
           <w:szCs w:val="17"/>
         </w:rPr>
         <w:t xml:space="preserve">  Almost</w:t>
@@ -2878,7 +2879,7 @@
         <w:rPr>
           <w:rFonts w:ascii="Avenir Next" w:hAnsi="Avenir Next" w:cs="Avenir Next" w:eastAsia="Avenir Next"/>
           <w:color w:val="1A1A1A"/>
-          <w:sz w:val="17"/>
+          <w:sz w:val="22"/>
           <w:szCs w:val="17"/>
         </w:rPr>
         <w:t xml:space="preserve">  I need help</w:t>
@@ -2935,7 +2936,7 @@
         <w:rPr>
           <w:rFonts w:ascii="Avenir Next" w:hAnsi="Avenir Next" w:cs="Avenir Next" w:eastAsia="Avenir Next"/>
           <w:color w:val="1A1A1A"/>
-          <w:sz w:val="18"/>
+          <w:sz w:val="22"/>
           <w:szCs w:val="18"/>
         </w:rPr>
         <w:t xml:space="preserve">Name</w:t>
@@ -3020,7 +3021,7 @@
                 <w:rFonts w:ascii="Avenir Next" w:hAnsi="Avenir Next" w:cs="Avenir Next" w:eastAsia="Avenir Next"/>
                 <w:b/>
                 <w:color w:val="1A1A1A"/>
-                <w:sz w:val="20"/>
+                <w:sz w:val="22"/>
                 <w:szCs w:val="20"/>
               </w:rPr>
               <w:t xml:space="preserve">1.</w:t>
@@ -3038,7 +3039,7 @@
               <w:rPr>
                 <w:rFonts w:ascii="Avenir Next" w:hAnsi="Avenir Next" w:cs="Avenir Next" w:eastAsia="Avenir Next"/>
                 <w:color w:val="1A1A1A"/>
-                <w:sz w:val="20"/>
+                <w:sz w:val="22"/>
                 <w:szCs w:val="20"/>
               </w:rPr>
               <w:t xml:space="preserve">Add or subtract to find each area.</w:t>
@@ -3093,10 +3094,28 @@
                       <w:rFonts w:ascii="Avenir Next" w:hAnsi="Avenir Next" w:cs="Avenir Next" w:eastAsia="Avenir Next"/>
                       <w:b/>
                       <w:color w:val="003A70"/>
+                      <w:sz w:val="22"/>
+                      <w:szCs w:val="20"/>
+                    </w:rPr>
+                    <w:t xml:space="preserve">a.</w:t>
+                  </w:r>
+                  <w:r>
+                    <w:rPr>
+                      <w:rFonts w:ascii="Avenir Next" w:hAnsi="Avenir Next" w:cs="Avenir Next" w:eastAsia="Avenir Next"/>
+                      <w:color w:val="1A1A1A"/>
                       <w:sz w:val="20"/>
                       <w:szCs w:val="20"/>
                     </w:rPr>
-                    <w:t xml:space="preserve">a.</w:t>
+                    <w:tab/>
+                  </w:r>
+                  <w:r>
+                    <w:rPr>
+                      <w:rFonts w:ascii="Avenir Next" w:hAnsi="Avenir Next" w:cs="Avenir Next" w:eastAsia="Avenir Next"/>
+                      <w:color w:val="1A1A1A"/>
+                      <w:sz w:val="22"/>
+                      <w:szCs w:val="20"/>
+                    </w:rPr>
+                    <w:t xml:space="preserve">50 ft² wall, 6 ft² window removed:</w:t>
                   </w:r>
                   <w:r>
                     <w:rPr>
@@ -3105,7 +3124,7 @@
                       <w:sz w:val="20"/>
                       <w:szCs w:val="20"/>
                     </w:rPr>
-                    <w:tab/>
+                    <w:t xml:space="preserve">  </w:t>
                   </w:r>
                   <w:r>
                     <w:rPr>
@@ -3113,24 +3132,6 @@
                       <w:color w:val="1A1A1A"/>
                       <w:sz w:val="20"/>
                       <w:szCs w:val="20"/>
-                    </w:rPr>
-                    <w:t xml:space="preserve">50 ft² wall, 6 ft² window removed:</w:t>
-                  </w:r>
-                  <w:r>
-                    <w:rPr>
-                      <w:rFonts w:ascii="Avenir Next" w:hAnsi="Avenir Next" w:cs="Avenir Next" w:eastAsia="Avenir Next"/>
-                      <w:color w:val="1A1A1A"/>
-                      <w:sz w:val="20"/>
-                      <w:szCs w:val="20"/>
-                    </w:rPr>
-                    <w:t xml:space="preserve">  </w:t>
-                  </w:r>
-                  <w:r>
-                    <w:rPr>
-                      <w:rFonts w:ascii="Avenir Next" w:hAnsi="Avenir Next" w:cs="Avenir Next" w:eastAsia="Avenir Next"/>
-                      <w:color w:val="1A1A1A"/>
-                      <w:sz w:val="20"/>
-                      <w:szCs w:val="20"/>
                       <w:u w:val="single"/>
                     </w:rPr>
                     <w:t xml:space="preserve">              </w:t>
@@ -3139,7 +3140,7 @@
                     <w:rPr>
                       <w:rFonts w:ascii="Avenir Next" w:hAnsi="Avenir Next" w:cs="Avenir Next" w:eastAsia="Avenir Next"/>
                       <w:color w:val="1A1A1A"/>
-                      <w:sz w:val="20"/>
+                      <w:sz w:val="22"/>
                       <w:szCs w:val="20"/>
                     </w:rPr>
                     <w:t xml:space="preserve"> ft²</w:t>
@@ -3164,10 +3165,28 @@
                       <w:rFonts w:ascii="Avenir Next" w:hAnsi="Avenir Next" w:cs="Avenir Next" w:eastAsia="Avenir Next"/>
                       <w:b/>
                       <w:color w:val="003A70"/>
+                      <w:sz w:val="22"/>
+                      <w:szCs w:val="20"/>
+                    </w:rPr>
+                    <w:t xml:space="preserve">b.</w:t>
+                  </w:r>
+                  <w:r>
+                    <w:rPr>
+                      <w:rFonts w:ascii="Avenir Next" w:hAnsi="Avenir Next" w:cs="Avenir Next" w:eastAsia="Avenir Next"/>
+                      <w:color w:val="1A1A1A"/>
                       <w:sz w:val="20"/>
                       <w:szCs w:val="20"/>
                     </w:rPr>
-                    <w:t xml:space="preserve">b.</w:t>
+                    <w:tab/>
+                  </w:r>
+                  <w:r>
+                    <w:rPr>
+                      <w:rFonts w:ascii="Avenir Next" w:hAnsi="Avenir Next" w:cs="Avenir Next" w:eastAsia="Avenir Next"/>
+                      <w:color w:val="1A1A1A"/>
+                      <w:sz w:val="22"/>
+                      <w:szCs w:val="20"/>
+                    </w:rPr>
+                    <w:t xml:space="preserve">24 m² rectangle joined to an 8 m² triangle:</w:t>
                   </w:r>
                   <w:r>
                     <w:rPr>
@@ -3176,7 +3195,7 @@
                       <w:sz w:val="20"/>
                       <w:szCs w:val="20"/>
                     </w:rPr>
-                    <w:tab/>
+                    <w:t xml:space="preserve">  </w:t>
                   </w:r>
                   <w:r>
                     <w:rPr>
@@ -3184,24 +3203,6 @@
                       <w:color w:val="1A1A1A"/>
                       <w:sz w:val="20"/>
                       <w:szCs w:val="20"/>
-                    </w:rPr>
-                    <w:t xml:space="preserve">24 m² rectangle joined to an 8 m² triangle:</w:t>
-                  </w:r>
-                  <w:r>
-                    <w:rPr>
-                      <w:rFonts w:ascii="Avenir Next" w:hAnsi="Avenir Next" w:cs="Avenir Next" w:eastAsia="Avenir Next"/>
-                      <w:color w:val="1A1A1A"/>
-                      <w:sz w:val="20"/>
-                      <w:szCs w:val="20"/>
-                    </w:rPr>
-                    <w:t xml:space="preserve">  </w:t>
-                  </w:r>
-                  <w:r>
-                    <w:rPr>
-                      <w:rFonts w:ascii="Avenir Next" w:hAnsi="Avenir Next" w:cs="Avenir Next" w:eastAsia="Avenir Next"/>
-                      <w:color w:val="1A1A1A"/>
-                      <w:sz w:val="20"/>
-                      <w:szCs w:val="20"/>
                       <w:u w:val="single"/>
                     </w:rPr>
                     <w:t xml:space="preserve">              </w:t>
@@ -3210,7 +3211,7 @@
                     <w:rPr>
                       <w:rFonts w:ascii="Avenir Next" w:hAnsi="Avenir Next" w:cs="Avenir Next" w:eastAsia="Avenir Next"/>
                       <w:color w:val="1A1A1A"/>
-                      <w:sz w:val="20"/>
+                      <w:sz w:val="22"/>
                       <w:szCs w:val="20"/>
                     </w:rPr>
                     <w:t xml:space="preserve"> m²</w:t>
@@ -3318,25 +3319,25 @@
                       <w:rFonts w:ascii="Avenir Next" w:hAnsi="Avenir Next" w:cs="Avenir Next" w:eastAsia="Avenir Next"/>
                       <w:b/>
                       <w:color w:val="1A1A1A"/>
+                      <w:sz w:val="22"/>
+                      <w:szCs w:val="20"/>
+                    </w:rPr>
+                    <w:t xml:space="preserve">2.</w:t>
+                  </w:r>
+                  <w:r>
+                    <w:rPr>
+                      <w:rFonts w:ascii="Avenir Next" w:hAnsi="Avenir Next" w:cs="Avenir Next" w:eastAsia="Avenir Next"/>
+                      <w:color w:val="1A1A1A"/>
                       <w:sz w:val="20"/>
                       <w:szCs w:val="20"/>
                     </w:rPr>
-                    <w:t xml:space="preserve">2.</w:t>
-                  </w:r>
-                  <w:r>
-                    <w:rPr>
-                      <w:rFonts w:ascii="Avenir Next" w:hAnsi="Avenir Next" w:cs="Avenir Next" w:eastAsia="Avenir Next"/>
-                      <w:color w:val="1A1A1A"/>
-                      <w:sz w:val="20"/>
-                      <w:szCs w:val="20"/>
-                    </w:rPr>
                     <w:tab/>
                   </w:r>
                   <w:r>
                     <w:rPr>
                       <w:rFonts w:ascii="Avenir Next" w:hAnsi="Avenir Next" w:cs="Avenir Next" w:eastAsia="Avenir Next"/>
                       <w:color w:val="1A1A1A"/>
-                      <w:sz w:val="20"/>
+                      <w:sz w:val="22"/>
                       <w:szCs w:val="20"/>
                     </w:rPr>
                     <w:t xml:space="preserve">Find the area of the figure.</w:t>
@@ -3413,25 +3414,25 @@
                       <w:rFonts w:ascii="Avenir Next" w:hAnsi="Avenir Next" w:cs="Avenir Next" w:eastAsia="Avenir Next"/>
                       <w:b/>
                       <w:color w:val="1A1A1A"/>
+                      <w:sz w:val="22"/>
+                      <w:szCs w:val="18"/>
+                    </w:rPr>
+                    <w:t xml:space="preserve">Answer</w:t>
+                  </w:r>
+                  <w:r>
+                    <w:rPr>
+                      <w:rFonts w:ascii="Avenir Next" w:hAnsi="Avenir Next" w:cs="Avenir Next" w:eastAsia="Avenir Next"/>
+                      <w:color w:val="1A1A1A"/>
                       <w:sz w:val="18"/>
                       <w:szCs w:val="18"/>
                     </w:rPr>
-                    <w:t xml:space="preserve">Answer</w:t>
-                  </w:r>
-                  <w:r>
-                    <w:rPr>
-                      <w:rFonts w:ascii="Avenir Next" w:hAnsi="Avenir Next" w:cs="Avenir Next" w:eastAsia="Avenir Next"/>
-                      <w:color w:val="1A1A1A"/>
-                      <w:sz w:val="18"/>
-                      <w:szCs w:val="18"/>
-                    </w:rPr>
                     <w:tab/>
                   </w:r>
                   <w:r>
                     <w:rPr>
                       <w:rFonts w:ascii="Avenir Next" w:hAnsi="Avenir Next" w:cs="Avenir Next" w:eastAsia="Avenir Next"/>
                       <w:color w:val="1A1A1A"/>
-                      <w:sz w:val="18"/>
+                      <w:sz w:val="22"/>
                       <w:szCs w:val="18"/>
                     </w:rPr>
                     <w:t xml:space="preserve">  ft²</w:t>
@@ -3452,7 +3453,7 @@
                     <w:drawing>
                       <wp:inline distT="0" distB="0" distL="0" distR="0">
                         <wp:extent cx="1097280" cy="902070"/>
-                        <wp:docPr id="4" name="Figure 4"/>
+                        <wp:docPr id="4" name="Figure 4" descr="Polygon. Labels: 0, 10 ft, 1, 6 ft. Vertices: 0, 0, 10, 0, 10, 6, 5, 10, 0, 6. Dashed: 0, 6, 10, 6, 5, 6, 5, 10, 4 ft."/>
                         <a:graphic xmlns:a="http://schemas.openxmlformats.org/drawingml/2006/main">
                           <a:graphicData uri="http://schemas.openxmlformats.org/drawingml/2006/picture">
                             <pic:pic xmlns:pic="http://schemas.openxmlformats.org/drawingml/2006/picture">
@@ -3550,7 +3551,7 @@
                 <w:rFonts w:ascii="Avenir Next" w:hAnsi="Avenir Next" w:cs="Avenir Next" w:eastAsia="Avenir Next"/>
                 <w:b/>
                 <w:color w:val="1A1A1A"/>
-                <w:sz w:val="20"/>
+                <w:sz w:val="22"/>
                 <w:szCs w:val="20"/>
               </w:rPr>
               <w:t xml:space="preserve">3.</w:t>
@@ -3568,7 +3569,7 @@
               <w:rPr>
                 <w:rFonts w:ascii="Avenir Next" w:hAnsi="Avenir Next" w:cs="Avenir Next" w:eastAsia="Avenir Next"/>
                 <w:color w:val="1A1A1A"/>
-                <w:sz w:val="20"/>
+                <w:sz w:val="22"/>
                 <w:szCs w:val="20"/>
               </w:rPr>
               <w:t xml:space="preserve">A room is 12 ft by 10 ft. A closet 3 ft by 4 ft is joined to it. What is the total floor area?</w:t>
@@ -3624,25 +3625,25 @@
                       <w:rFonts w:ascii="Avenir Next" w:hAnsi="Avenir Next" w:cs="Avenir Next" w:eastAsia="Avenir Next"/>
                       <w:b/>
                       <w:color w:val="003A70"/>
+                      <w:sz w:val="22"/>
+                      <w:szCs w:val="19"/>
+                    </w:rPr>
+                    <w:t xml:space="preserve">A</w:t>
+                  </w:r>
+                  <w:r>
+                    <w:rPr>
+                      <w:rFonts w:ascii="Avenir Next" w:hAnsi="Avenir Next" w:cs="Avenir Next" w:eastAsia="Avenir Next"/>
+                      <w:color w:val="1A1A1A"/>
                       <w:sz w:val="19"/>
                       <w:szCs w:val="19"/>
                     </w:rPr>
-                    <w:t xml:space="preserve">A</w:t>
-                  </w:r>
-                  <w:r>
-                    <w:rPr>
-                      <w:rFonts w:ascii="Avenir Next" w:hAnsi="Avenir Next" w:cs="Avenir Next" w:eastAsia="Avenir Next"/>
-                      <w:color w:val="1A1A1A"/>
-                      <w:sz w:val="19"/>
-                      <w:szCs w:val="19"/>
-                    </w:rPr>
                     <w:tab/>
                   </w:r>
                   <w:r>
                     <w:rPr>
                       <w:rFonts w:ascii="Avenir Next" w:hAnsi="Avenir Next" w:cs="Avenir Next" w:eastAsia="Avenir Next"/>
                       <w:color w:val="1A1A1A"/>
-                      <w:sz w:val="19"/>
+                      <w:sz w:val="22"/>
                       <w:szCs w:val="19"/>
                     </w:rPr>
                     <w:t xml:space="preserve">108 ft²</w:t>
@@ -3667,25 +3668,25 @@
                       <w:rFonts w:ascii="Avenir Next" w:hAnsi="Avenir Next" w:cs="Avenir Next" w:eastAsia="Avenir Next"/>
                       <w:b/>
                       <w:color w:val="003A70"/>
+                      <w:sz w:val="22"/>
+                      <w:szCs w:val="19"/>
+                    </w:rPr>
+                    <w:t xml:space="preserve">B</w:t>
+                  </w:r>
+                  <w:r>
+                    <w:rPr>
+                      <w:rFonts w:ascii="Avenir Next" w:hAnsi="Avenir Next" w:cs="Avenir Next" w:eastAsia="Avenir Next"/>
+                      <w:color w:val="1A1A1A"/>
                       <w:sz w:val="19"/>
                       <w:szCs w:val="19"/>
                     </w:rPr>
-                    <w:t xml:space="preserve">B</w:t>
-                  </w:r>
-                  <w:r>
-                    <w:rPr>
-                      <w:rFonts w:ascii="Avenir Next" w:hAnsi="Avenir Next" w:cs="Avenir Next" w:eastAsia="Avenir Next"/>
-                      <w:color w:val="1A1A1A"/>
-                      <w:sz w:val="19"/>
-                      <w:szCs w:val="19"/>
-                    </w:rPr>
                     <w:tab/>
                   </w:r>
                   <w:r>
                     <w:rPr>
                       <w:rFonts w:ascii="Avenir Next" w:hAnsi="Avenir Next" w:cs="Avenir Next" w:eastAsia="Avenir Next"/>
                       <w:color w:val="1A1A1A"/>
-                      <w:sz w:val="19"/>
+                      <w:sz w:val="22"/>
                       <w:szCs w:val="19"/>
                     </w:rPr>
                     <w:t xml:space="preserve">120 ft²</w:t>
@@ -3710,25 +3711,25 @@
                       <w:rFonts w:ascii="Avenir Next" w:hAnsi="Avenir Next" w:cs="Avenir Next" w:eastAsia="Avenir Next"/>
                       <w:b/>
                       <w:color w:val="003A70"/>
+                      <w:sz w:val="22"/>
+                      <w:szCs w:val="19"/>
+                    </w:rPr>
+                    <w:t xml:space="preserve">C</w:t>
+                  </w:r>
+                  <w:r>
+                    <w:rPr>
+                      <w:rFonts w:ascii="Avenir Next" w:hAnsi="Avenir Next" w:cs="Avenir Next" w:eastAsia="Avenir Next"/>
+                      <w:color w:val="1A1A1A"/>
                       <w:sz w:val="19"/>
                       <w:szCs w:val="19"/>
                     </w:rPr>
-                    <w:t xml:space="preserve">C</w:t>
-                  </w:r>
-                  <w:r>
-                    <w:rPr>
-                      <w:rFonts w:ascii="Avenir Next" w:hAnsi="Avenir Next" w:cs="Avenir Next" w:eastAsia="Avenir Next"/>
-                      <w:color w:val="1A1A1A"/>
-                      <w:sz w:val="19"/>
-                      <w:szCs w:val="19"/>
-                    </w:rPr>
                     <w:tab/>
                   </w:r>
                   <w:r>
                     <w:rPr>
                       <w:rFonts w:ascii="Avenir Next" w:hAnsi="Avenir Next" w:cs="Avenir Next" w:eastAsia="Avenir Next"/>
                       <w:color w:val="1A1A1A"/>
-                      <w:sz w:val="19"/>
+                      <w:sz w:val="22"/>
                       <w:szCs w:val="19"/>
                     </w:rPr>
                     <w:t xml:space="preserve">132 ft²</w:t>
@@ -3753,25 +3754,25 @@
                       <w:rFonts w:ascii="Avenir Next" w:hAnsi="Avenir Next" w:cs="Avenir Next" w:eastAsia="Avenir Next"/>
                       <w:b/>
                       <w:color w:val="003A70"/>
+                      <w:sz w:val="22"/>
+                      <w:szCs w:val="19"/>
+                    </w:rPr>
+                    <w:t xml:space="preserve">D</w:t>
+                  </w:r>
+                  <w:r>
+                    <w:rPr>
+                      <w:rFonts w:ascii="Avenir Next" w:hAnsi="Avenir Next" w:cs="Avenir Next" w:eastAsia="Avenir Next"/>
+                      <w:color w:val="1A1A1A"/>
                       <w:sz w:val="19"/>
                       <w:szCs w:val="19"/>
                     </w:rPr>
-                    <w:t xml:space="preserve">D</w:t>
-                  </w:r>
-                  <w:r>
-                    <w:rPr>
-                      <w:rFonts w:ascii="Avenir Next" w:hAnsi="Avenir Next" w:cs="Avenir Next" w:eastAsia="Avenir Next"/>
-                      <w:color w:val="1A1A1A"/>
-                      <w:sz w:val="19"/>
-                      <w:szCs w:val="19"/>
-                    </w:rPr>
                     <w:tab/>
                   </w:r>
                   <w:r>
                     <w:rPr>
                       <w:rFonts w:ascii="Avenir Next" w:hAnsi="Avenir Next" w:cs="Avenir Next" w:eastAsia="Avenir Next"/>
                       <w:color w:val="1A1A1A"/>
-                      <w:sz w:val="19"/>
+                      <w:sz w:val="22"/>
                       <w:szCs w:val="19"/>
                     </w:rPr>
                     <w:t xml:space="preserve">240 ft²</w:t>
@@ -3821,7 +3822,7 @@
         <w:rPr>
           <w:rFonts w:ascii="Avenir Next" w:hAnsi="Avenir Next" w:cs="Avenir Next" w:eastAsia="Avenir Next"/>
           <w:color w:val="1A1A1A"/>
-          <w:sz w:val="17"/>
+          <w:sz w:val="22"/>
           <w:szCs w:val="17"/>
         </w:rPr>
         <w:t xml:space="preserve">  I got it</w:t>
@@ -3839,7 +3840,7 @@
         <w:rPr>
           <w:rFonts w:ascii="Avenir Next" w:hAnsi="Avenir Next" w:cs="Avenir Next" w:eastAsia="Avenir Next"/>
           <w:color w:val="1A1A1A"/>
-          <w:sz w:val="17"/>
+          <w:sz w:val="22"/>
           <w:szCs w:val="17"/>
         </w:rPr>
         <w:t xml:space="preserve">  Almost</w:t>
@@ -3857,7 +3858,7 @@
         <w:rPr>
           <w:rFonts w:ascii="Avenir Next" w:hAnsi="Avenir Next" w:cs="Avenir Next" w:eastAsia="Avenir Next"/>
           <w:color w:val="1A1A1A"/>
-          <w:sz w:val="17"/>
+          <w:sz w:val="22"/>
           <w:szCs w:val="17"/>
         </w:rPr>
         <w:t xml:space="preserve">  I need help</w:t>
@@ -3951,7 +3952,106 @@
               <w:sz w:val="15"/>
               <w:szCs w:val="15"/>
             </w:rPr>
-            <w:t xml:space="preserve">Lesson 5-4  ·  Exit Tickets  ·  two per page</w:t>
+            <w:t xml:space="preserve">5-4 · Page </w:t>
+          </w:r>
+          <w:r>
+            <w:rPr>
+              <w:rFonts w:ascii="Avenir Next" w:hAnsi="Avenir Next" w:cs="Avenir Next" w:eastAsia="Avenir Next"/>
+              <w:color w:val="5A5F66"/>
+              <w:sz w:val="15"/>
+              <w:szCs w:val="15"/>
+            </w:rPr>
+            <w:fldChar w:fldCharType="begin"/>
+          </w:r>
+          <w:r>
+            <w:rPr>
+              <w:rFonts w:ascii="Avenir Next" w:hAnsi="Avenir Next" w:cs="Avenir Next" w:eastAsia="Avenir Next"/>
+              <w:color w:val="5A5F66"/>
+              <w:sz w:val="15"/>
+              <w:szCs w:val="15"/>
+            </w:rPr>
+            <w:instrText xml:space="preserve"> PAGE </w:instrText>
+          </w:r>
+          <w:r>
+            <w:rPr>
+              <w:rFonts w:ascii="Avenir Next" w:hAnsi="Avenir Next" w:cs="Avenir Next" w:eastAsia="Avenir Next"/>
+              <w:color w:val="5A5F66"/>
+              <w:sz w:val="15"/>
+              <w:szCs w:val="15"/>
+            </w:rPr>
+            <w:fldChar w:fldCharType="separate"/>
+          </w:r>
+          <w:r>
+            <w:rPr>
+              <w:rFonts w:ascii="Avenir Next" w:hAnsi="Avenir Next" w:cs="Avenir Next" w:eastAsia="Avenir Next"/>
+              <w:color w:val="5A5F66"/>
+              <w:sz w:val="15"/>
+              <w:szCs w:val="15"/>
+            </w:rPr>
+            <w:t xml:space="preserve">1</w:t>
+          </w:r>
+          <w:r>
+            <w:rPr>
+              <w:rFonts w:ascii="Avenir Next" w:hAnsi="Avenir Next" w:cs="Avenir Next" w:eastAsia="Avenir Next"/>
+              <w:color w:val="5A5F66"/>
+              <w:sz w:val="15"/>
+              <w:szCs w:val="15"/>
+            </w:rPr>
+            <w:fldChar w:fldCharType="end"/>
+          </w:r>
+          <w:r>
+            <w:rPr>
+              <w:rFonts w:ascii="Avenir Next" w:hAnsi="Avenir Next" w:cs="Avenir Next" w:eastAsia="Avenir Next"/>
+              <w:color w:val="5A5F66"/>
+              <w:sz w:val="15"/>
+              <w:szCs w:val="15"/>
+            </w:rPr>
+            <w:t xml:space="preserve"> of </w:t>
+          </w:r>
+          <w:r>
+            <w:rPr>
+              <w:rFonts w:ascii="Avenir Next" w:hAnsi="Avenir Next" w:cs="Avenir Next" w:eastAsia="Avenir Next"/>
+              <w:color w:val="5A5F66"/>
+              <w:sz w:val="15"/>
+              <w:szCs w:val="15"/>
+            </w:rPr>
+            <w:fldChar w:fldCharType="begin"/>
+          </w:r>
+          <w:r>
+            <w:rPr>
+              <w:rFonts w:ascii="Avenir Next" w:hAnsi="Avenir Next" w:cs="Avenir Next" w:eastAsia="Avenir Next"/>
+              <w:color w:val="5A5F66"/>
+              <w:sz w:val="15"/>
+              <w:szCs w:val="15"/>
+            </w:rPr>
+            <w:instrText xml:space="preserve"> NUMPAGES </w:instrText>
+          </w:r>
+          <w:r>
+            <w:rPr>
+              <w:rFonts w:ascii="Avenir Next" w:hAnsi="Avenir Next" w:cs="Avenir Next" w:eastAsia="Avenir Next"/>
+              <w:color w:val="5A5F66"/>
+              <w:sz w:val="15"/>
+              <w:szCs w:val="15"/>
+            </w:rPr>
+            <w:fldChar w:fldCharType="separate"/>
+          </w:r>
+          <w:r>
+            <w:rPr>
+              <w:rFonts w:ascii="Avenir Next" w:hAnsi="Avenir Next" w:cs="Avenir Next" w:eastAsia="Avenir Next"/>
+              <w:color w:val="5A5F66"/>
+              <w:sz w:val="15"/>
+              <w:szCs w:val="15"/>
+            </w:rPr>
+            <w:t xml:space="preserve">1</w:t>
+          </w:r>
+          <w:r>
+            <w:rPr>
+              <w:rFonts w:ascii="Avenir Next" w:hAnsi="Avenir Next" w:cs="Avenir Next" w:eastAsia="Avenir Next"/>
+              <w:color w:val="5A5F66"/>
+              <w:sz w:val="15"/>
+              <w:szCs w:val="15"/>
+            </w:rPr>
+            <w:fldChar w:fldCharType="end"/>
           </w:r>
         </w:p>
       </w:tc>
@@ -3994,5 +4094,23 @@
       </w:tblCellMar>
     </w:tblPr>
   </w:style>
+  <w:style w:type="paragraph" w:styleId="Heading1">
+    <w:name w:val="heading 1"/>
+    <w:basedOn w:val="Normal"/>
+    <w:pPr>
+      <w:outlineLvl w:val="0"/>
+      <w:keepNext w:val="0"/>
+      <w:keepLines w:val="0"/>
+    </w:pPr>
+  </w:style>
+  <w:style w:type="paragraph" w:styleId="Heading2">
+    <w:name w:val="heading 2"/>
+    <w:basedOn w:val="Normal"/>
+    <w:pPr>
+      <w:outlineLvl w:val="1"/>
+      <w:keepNext w:val="0"/>
+      <w:keepLines w:val="0"/>
+    </w:pPr>
+  </w:style>
 </w:styles>
 </file>